--- a/projectes/EAPC/EAPC-2026-53_AM_TIC/requeriment_150-2/05_EAPC_plantilla_solvencia_economica_L1_emplenada.docx
+++ b/projectes/EAPC/EAPC-2026-53_AM_TIC/requeriment_150-2/05_EAPC_plantilla_solvencia_economica_L1_emplenada.docx
@@ -92,7 +92,7 @@
         </w:rPr>
         <w:t xml:space="preserve">Doc. 1.</w:t>
         <w:tab/>
-        <w:t xml:space="preserve">Certificat de l’entitat asseguradora </w:t>
+        <w:t xml:space="preserve">Certificat d’Allianz, Compañía de Seguros y Reaseguros, SA relatiu a la pòlissa de responsabilitat civil núm. </w:t>
       </w:r>
       <w:r>
         <w:rPr>
@@ -101,7 +101,7 @@
           <w:szCs w:val="22"/>
           <w:highlight w:val="yellow"/>
         </w:rPr>
-        <w:t xml:space="preserve">[nom de la companyia]</w:t>
+        <w:t xml:space="preserve">[número de pòlissa]</w:t>
       </w:r>
       <w:r>
         <w:rPr>
@@ -109,7 +109,7 @@
           <w:snapToGrid w:val="0"/>
           <w:szCs w:val="22"/>
         </w:rPr>
-        <w:t xml:space="preserve"> relatiu a la pòlissa d’assegurança d’indemnització per riscos professionals núm. </w:t>
+        <w:t xml:space="preserve">, que inclou la garantia de responsabilitat civil professional amb un límit de 1.588.680,00 € per sinistre i de 4.766.040,00 € per anualitat, amb efectes des del </w:t>
       </w:r>
       <w:r>
         <w:rPr>
@@ -118,7 +118,7 @@
           <w:szCs w:val="22"/>
           <w:highlight w:val="yellow"/>
         </w:rPr>
-        <w:t xml:space="preserve">[número]</w:t>
+        <w:t xml:space="preserve">[06/10/2026]</w:t>
       </w:r>
       <w:r>
         <w:rPr>
@@ -126,41 +126,7 @@
           <w:snapToGrid w:val="0"/>
           <w:szCs w:val="22"/>
         </w:rPr>
-        <w:t xml:space="preserve">, amb un capital assegurat de </w:t>
-      </w:r>
-      <w:r>
-        <w:rPr>
-          <w:rFonts w:cs="Arial"/>
-          <w:snapToGrid w:val="0"/>
-          <w:szCs w:val="22"/>
-          <w:highlight w:val="yellow"/>
-        </w:rPr>
-        <w:t xml:space="preserve">[import]</w:t>
-      </w:r>
-      <w:r>
-        <w:rPr>
-          <w:rFonts w:cs="Arial"/>
-          <w:snapToGrid w:val="0"/>
-          <w:szCs w:val="22"/>
-        </w:rPr>
-        <w:t xml:space="preserve"> €, vigent en la data final de presentació d’ofertes (</w:t>
-      </w:r>
-      <w:r>
-        <w:rPr>
-          <w:rFonts w:cs="Arial"/>
-          <w:snapToGrid w:val="0"/>
-          <w:szCs w:val="22"/>
-          <w:highlight w:val="yellow"/>
-        </w:rPr>
-        <w:t xml:space="preserve">[dd/06/2026]</w:t>
-      </w:r>
-      <w:r>
-        <w:rPr>
-          <w:rFonts w:cs="Arial"/>
-          <w:snapToGrid w:val="0"/>
-          <w:szCs w:val="22"/>
-        </w:rPr>
-        <w:t xml:space="preserve">) i en la data d’aquesta presentació.</w:t>
+        <w:t xml:space="preserve">. Pòlissa subscrita en compliment del compromís de l’apartat f de la declaració responsable del sobre A (annex 4 del PCAP).</w:t>
       </w:r>
     </w:p>
     <w:p>
@@ -206,7 +172,7 @@
           <w:snapToGrid w:val="0"/>
           <w:szCs w:val="22"/>
         </w:rPr>
-        <w:t xml:space="preserve">L’import que figura en aquesta plantilla i en el text del requeriment (1.558.680,00 €) no coincideix amb el valor estimat del lot 1 que indiquen l’apartat G1 del quadre de característiques del PCAP i la taula del requeriment (1.588.680,00 €). La cobertura acreditada és igual o superior a 1.588.680,00 € i, per tant, compleix tots dos imports.</w:t>
+        <w:t xml:space="preserve">L’import que figura en aquesta plantilla i en el text del requeriment (1.558.680,00 €) no coincideix amb el valor estimat del lot 1 que indiquen l’apartat G1 del quadre de característiques del PCAP i la taula del requeriment (1.588.680,00 €). La cobertura acreditada és de 1.588.680,00 € per sinistre i, per tant, compleix tots dos imports.</w:t>
       </w:r>
     </w:p>
     <w:p>

--- a/projectes/EAPC/EAPC-2026-53_AM_TIC/requeriment_150-2/05_EAPC_plantilla_solvencia_economica_L1_emplenada.docx
+++ b/projectes/EAPC/EAPC-2026-53_AM_TIC/requeriment_150-2/05_EAPC_plantilla_solvencia_economica_L1_emplenada.docx
@@ -209,24 +209,7 @@
           <w:snapToGrid w:val="0"/>
           <w:szCs w:val="22"/>
         </w:rPr>
-        <w:t xml:space="preserve">Rafael Cortés </w:t>
-      </w:r>
-      <w:r>
-        <w:rPr>
-          <w:rFonts w:cs="Arial"/>
-          <w:snapToGrid w:val="0"/>
-          <w:szCs w:val="22"/>
-          <w:highlight w:val="yellow"/>
-        </w:rPr>
-        <w:t xml:space="preserve">[Contreras]</w:t>
-      </w:r>
-      <w:r>
-        <w:rPr>
-          <w:rFonts w:cs="Arial"/>
-          <w:snapToGrid w:val="0"/>
-          <w:szCs w:val="22"/>
-        </w:rPr>
-        <w:t xml:space="preserve">, en nom i representació de MULTIMÈDIA TARRAGONA, SL</w:t>
+        <w:t xml:space="preserve">Rafael Cortés Contreras, en nom i representació de MULTIMÈDIA TARRAGONA, SL</w:t>
       </w:r>
     </w:p>
     <w:p>

--- a/projectes/EAPC/EAPC-2026-53_AM_TIC/requeriment_150-2/05_EAPC_plantilla_solvencia_economica_L1_emplenada.docx
+++ b/projectes/EAPC/EAPC-2026-53_AM_TIC/requeriment_150-2/05_EAPC_plantilla_solvencia_economica_L1_emplenada.docx
@@ -92,41 +92,7 @@
         </w:rPr>
         <w:t xml:space="preserve">Doc. 1.</w:t>
         <w:tab/>
-        <w:t xml:space="preserve">Certificat d’Allianz, Compañía de Seguros y Reaseguros, SA relatiu a la pòlissa de responsabilitat civil núm. </w:t>
-      </w:r>
-      <w:r>
-        <w:rPr>
-          <w:rFonts w:cs="Arial"/>
-          <w:snapToGrid w:val="0"/>
-          <w:szCs w:val="22"/>
-          <w:highlight w:val="yellow"/>
-        </w:rPr>
-        <w:t xml:space="preserve">[número de pòlissa]</w:t>
-      </w:r>
-      <w:r>
-        <w:rPr>
-          <w:rFonts w:cs="Arial"/>
-          <w:snapToGrid w:val="0"/>
-          <w:szCs w:val="22"/>
-        </w:rPr>
-        <w:t xml:space="preserve">, que inclou la garantia de responsabilitat civil professional amb un límit de 1.588.680,00 € per sinistre i de 4.766.040,00 € per anualitat, amb efectes des del </w:t>
-      </w:r>
-      <w:r>
-        <w:rPr>
-          <w:rFonts w:cs="Arial"/>
-          <w:snapToGrid w:val="0"/>
-          <w:szCs w:val="22"/>
-          <w:highlight w:val="yellow"/>
-        </w:rPr>
-        <w:t xml:space="preserve">[06/10/2026]</w:t>
-      </w:r>
-      <w:r>
-        <w:rPr>
-          <w:rFonts w:cs="Arial"/>
-          <w:snapToGrid w:val="0"/>
-          <w:szCs w:val="22"/>
-        </w:rPr>
-        <w:t xml:space="preserve">. Pòlissa subscrita en compliment del compromís de l’apartat f de la declaració responsable del sobre A (annex 4 del PCAP).</w:t>
+        <w:t xml:space="preserve">Certificat de Caja de Seguros Reunidos, Compañía de Seguros y Reaseguros, SA (Helvetia Seguros) relatiu a la pòlissa de responsabilitat civil núm. E2 R18 0000733, que inclou la garantia de responsabilitat civil professional amb un límit de 1.588.680,00 € per sinistre i també per anualitat, amb efectes des del 08/10/2026. Pòlissa subscrita en compliment del compromís de l’apartat f de la declaració responsable del sobre A (annex 4 del PCAP).</w:t>
       </w:r>
     </w:p>
     <w:p>
